--- a/cf/jm/u/files/u009.docx
+++ b/cf/jm/u/files/u009.docx
@@ -20,7 +20,7 @@
     </w:p>
     <w:p>
       <w:r>
-        <w:t>請針對每個題目，把答案填在「回答：」後面（越具體越好）；填好後請放回您的部門資料夾即可，不需回信。</w:t>
+        <w:t>這份問卷是想更了解您的實際作業，好把您的 AI 助理做得更貼近需求。第一部分請把答案填在「回答：」後面（越具體越好）；第二部分只是先讓您了解，之後用的時候再一起調整，不用現在填。填好後放回您的部門資料夾即可，不需回信。</w:t>
       </w:r>
     </w:p>
     <w:p>
@@ -32,8 +32,16 @@
       </w:r>
     </w:p>
     <w:p>
+      <w:pPr>
+        <w:pStyle w:val="Heading2"/>
+      </w:pPr>
       <w:r>
-        <w:t>1. 能否提供客戶藍圖樣本（去識別化）做特性/公差/KC 判讀測試？</w:t>
+        <w:t>一、請您提供或確認的事情</w:t>
+      </w:r>
+    </w:p>
+    <w:p>
+      <w:r>
+        <w:t>1. 做出貨報告時，你會參考以前的量測數據，在規格允許的公差範圍內產生一組「合理的代表數據」填進報告（也就是所謂的亂數表），是這個意思嗎？</w:t>
       </w:r>
     </w:p>
     <w:p>
@@ -43,7 +51,7 @@
     </w:p>
     <w:p>
       <w:r>
-        <w:t>2. CMM 量測結果的匯出格式為何（PC-DMIS/Calypso 欄位）？</w:t>
+        <w:t>2. 你希望 AI 幫你把「以前的數據」和「規格公差」整理成一張表，標出每一項的合理範圍，這樣對嗎？</w:t>
       </w:r>
     </w:p>
     <w:p>
@@ -53,7 +61,7 @@
     </w:p>
     <w:p>
       <w:r>
-        <w:t>3. 量測 E 化 Excel 表單的正式欄位定義是什麼？</w:t>
+        <w:t>3. 有沒有一份「各料號的公差主檔」（每個尺寸標準值、上下限多少）？這是 AI 判斷合理範圍的依據。</w:t>
       </w:r>
     </w:p>
     <w:p>
@@ -63,7 +71,7 @@
     </w:p>
     <w:p>
       <w:r>
-        <w:t>4. KC 與特殊製程在藍圖上的註記慣例為何？</w:t>
+        <w:t>4. 重點：AI 不會去竄改或捏造原始量測值，它只幫你算出「合理區間」當建議，最後填什麼數字由你決定，這樣可以嗎？</w:t>
       </w:r>
     </w:p>
     <w:p>
@@ -73,12 +81,55 @@
     </w:p>
     <w:p>
       <w:r>
-        <w:t>5. 需要 Agent 撈到什麼程度就交人？（本題明確 AI 不撰寫量測程式，此邊界要一起確認）</w:t>
+        <w:t>5. 以前的數據裡如果有明顯離譜（離群）或缺漏的，你希望 AI 幫你標出來提醒，對嗎？</w:t>
       </w:r>
     </w:p>
     <w:p>
       <w:r>
         <w:t>回答：</w:t>
+      </w:r>
+    </w:p>
+    <w:p>
+      <w:r>
+        <w:t>6. 整理好的草稿你會自己覆核後再放進出貨報告存 M 槽，對嗎？</w:t>
+      </w:r>
+    </w:p>
+    <w:p>
+      <w:r>
+        <w:t>回答：</w:t>
+      </w:r>
+    </w:p>
+    <w:p>
+      <w:pPr>
+        <w:pStyle w:val="Heading2"/>
+      </w:pPr>
+      <w:r>
+        <w:t>二、要用了之後、跟 AI 一起調整的事情（先了解即可，不用現在填）</w:t>
+      </w:r>
+    </w:p>
+    <w:p>
+      <w:r>
+        <w:t>• 這題屬「立即可開發」，用之後把它標的合理區間跟你實際採用的比對，若某類老是抓太寬或太窄，回饋給它調整規則。</w:t>
+      </w:r>
+    </w:p>
+    <w:p>
+      <w:r>
+        <w:t>• 各料號公差有更新時記得換掉知識庫的公差主檔，不然它會用舊上下限算合理範圍。</w:t>
+      </w:r>
+    </w:p>
+    <w:p>
+      <w:r>
+        <w:t>• 如果它把某些正常數據誤標成離群，把例子回饋給它、放寬那類的判斷門檻，誤報會減少。</w:t>
+      </w:r>
+    </w:p>
+    <w:p>
+      <w:r>
+        <w:t>• 先講清楚公司對「代表數據」能接受的範圍和慣例，寫進提示詞，AI 建的數據才不會偏離你們的規矩。</w:t>
+      </w:r>
+    </w:p>
+    <w:p>
+      <w:r>
+        <w:t>• 始終守住「AI 不改原始量測值、只在公差內建議、最終數字你填定」的界線，這關乎報告的正確性。</w:t>
       </w:r>
     </w:p>
     <w:p/>
@@ -91,8 +142,16 @@
       </w:r>
     </w:p>
     <w:p>
+      <w:pPr>
+        <w:pStyle w:val="Heading2"/>
+      </w:pPr>
       <w:r>
-        <w:t>1. 正式報告套表範本與完整欄位定義為何？</w:t>
+        <w:t>一、請您提供或確認的事情</w:t>
+      </w:r>
+    </w:p>
+    <w:p>
+      <w:r>
+        <w:t>1. 你做出貨報告時，是把 R 槽的來源數據，一格一格對到固定的 Excel 報告範本欄位上，是這個「套表」的意思嗎？</w:t>
       </w:r>
     </w:p>
     <w:p>
@@ -102,7 +161,7 @@
     </w:p>
     <w:p>
       <w:r>
-        <w:t>2. R 槽來源數據的固定欄位/命名是什麼（是否有中英文/同義欄位需對映）？</w:t>
+        <w:t>2. 你希望 AI 幫你把「來源資料的欄位」對映到「範本的欄位」，整理成一張可以下載成 Excel 的表，這樣對嗎？</w:t>
       </w:r>
     </w:p>
     <w:p>
@@ -112,7 +171,7 @@
     </w:p>
     <w:p>
       <w:r>
-        <w:t>3. 來源→範本欄位的對映規則有無既定文件（含同義欄位對照）？</w:t>
+        <w:t>3. 有沒有一份「報告範本的欄位定義」（範本上每一欄叫什麼、要放什麼）？這是 AI 對映的目標。</w:t>
       </w:r>
     </w:p>
     <w:p>
@@ -122,7 +181,7 @@
     </w:p>
     <w:p>
       <w:r>
-        <w:t>4. 哪些欄位須人工判斷、不可 AI 代填（例如判定欄）？</w:t>
+        <w:t>4. 來源和範本的欄位名稱有時叫法不同（同義），你可以先告訴 AI 對應規則，讓它不會對錯，這樣可以嗎？</w:t>
       </w:r>
     </w:p>
     <w:p>
@@ -132,12 +191,55 @@
     </w:p>
     <w:p>
       <w:r>
-        <w:t>5. 報告最終要下載成 xlsx 套入範本，介面下載流程有無特別要求？</w:t>
+        <w:t>5. 小提醒：EgentHub 不會直接吐出 xlsx 檔，它會給你一張 Markdown 表格，你在介面上下載成 Excel 再套進範本，這樣的流程可以嗎？</w:t>
       </w:r>
     </w:p>
     <w:p>
       <w:r>
         <w:t>回答：</w:t>
+      </w:r>
+    </w:p>
+    <w:p>
+      <w:r>
+        <w:t>6. 哪些欄位要靠人判斷（例如最後判定）不能讓 AI 代填？這些你希望它留白，對嗎？</w:t>
+      </w:r>
+    </w:p>
+    <w:p>
+      <w:r>
+        <w:t>回答：</w:t>
+      </w:r>
+    </w:p>
+    <w:p>
+      <w:pPr>
+        <w:pStyle w:val="Heading2"/>
+      </w:pPr>
+      <w:r>
+        <w:t>二、要用了之後、跟 AI 一起調整的事情（先了解即可，不用現在填）</w:t>
+      </w:r>
+    </w:p>
+    <w:p>
+      <w:r>
+        <w:t>• 這題屬「立即可開發」，做好後多跑幾份實際數據，把它對錯或對不到的欄位回饋給它、補進對映規則，很快就會穩。</w:t>
+      </w:r>
+    </w:p>
+    <w:p>
+      <w:r>
+        <w:t>• 如果來源資料的欄位名稱常換，或範本改版了，記得更新知識庫裡的欄位定義和對映規則，AI 才不會對錯格。</w:t>
+      </w:r>
+    </w:p>
+    <w:p>
+      <w:r>
+        <w:t>• 遇到同義欄位（例如「實測值」和「量測結果」其實是同一欄），把這組對應補給它，之後它就會自動對上。</w:t>
+      </w:r>
+    </w:p>
+    <w:p>
+      <w:r>
+        <w:t>• 每次看它列的「對應不到/缺漏」說明，確認是真的缺還是它沒認出來，累積後微調對映規則。</w:t>
+      </w:r>
+    </w:p>
+    <w:p>
+      <w:r>
+        <w:t>• 守住「需要人判斷的欄位（如判定）AI 留白、不代填」的界線，只讓它做搬運對映的工。</w:t>
       </w:r>
     </w:p>
     <w:p/>
